--- a/pr-preview/pr-30/index.docx
+++ b/pr-preview/pr-30/index.docx
@@ -15,7 +15,7 @@
         <w:pStyle w:val="Date"/>
       </w:pPr>
       <w:r>
-        <w:t xml:space="preserve">Last modified: 2026-04-22 02:11:53 (UTC)</w:t>
+        <w:t xml:space="preserve">Last modified: 2026-04-22 05:44:20 (UTC)</w:t>
       </w:r>
     </w:p>
     <w:bookmarkStart w:id="17" w:name="welcome"/>

--- a/pr-preview/pr-30/index.docx
+++ b/pr-preview/pr-30/index.docx
@@ -15,7 +15,7 @@
         <w:pStyle w:val="Date"/>
       </w:pPr>
       <w:r>
-        <w:t xml:space="preserve">Last modified: 2026-04-22 05:44:20 (UTC)</w:t>
+        <w:t xml:space="preserve">Last modified: 2026-04-22 05:46:55 (UTC)</w:t>
       </w:r>
     </w:p>
     <w:bookmarkStart w:id="17" w:name="welcome"/>

--- a/pr-preview/pr-30/index.docx
+++ b/pr-preview/pr-30/index.docx
@@ -15,7 +15,7 @@
         <w:pStyle w:val="Date"/>
       </w:pPr>
       <w:r>
-        <w:t xml:space="preserve">Last modified: 2026-04-22 05:46:55 (UTC)</w:t>
+        <w:t xml:space="preserve">Last modified: 2026-04-22 05:46:45 (UTC)</w:t>
       </w:r>
     </w:p>
     <w:bookmarkStart w:id="17" w:name="welcome"/>

--- a/pr-preview/pr-30/index.docx
+++ b/pr-preview/pr-30/index.docx
@@ -15,7 +15,7 @@
         <w:pStyle w:val="Date"/>
       </w:pPr>
       <w:r>
-        <w:t xml:space="preserve">Last modified: 2026-04-22 06:06:39 (UTC)</w:t>
+        <w:t xml:space="preserve">Last modified: 2026-04-22 06:34:05 (UTC)</w:t>
       </w:r>
     </w:p>
     <w:bookmarkStart w:id="17" w:name="welcome"/>

--- a/pr-preview/pr-30/index.docx
+++ b/pr-preview/pr-30/index.docx
@@ -15,7 +15,7 @@
         <w:pStyle w:val="Date"/>
       </w:pPr>
       <w:r>
-        <w:t xml:space="preserve">Last modified: 2026-04-22 20:09:45 (UTC)</w:t>
+        <w:t xml:space="preserve">Last modified: 2026-04-22 20:10:50 (UTC)</w:t>
       </w:r>
     </w:p>
     <w:bookmarkStart w:id="17" w:name="welcome"/>
